--- a/시스템 기획/필드관련/문서/Project βis_필드 생성 시스템 기획서.docx
+++ b/시스템 기획/필드관련/문서/Project βis_필드 생성 시스템 기획서.docx
@@ -878,7 +878,7 @@
               </mc:Choice>
               <mc:Fallback>
                 <w:pict>
-                  <v:group w14:anchorId="63AEEA0A" id="그룹 2" o:spid="_x0000_s1026" style="position:absolute;left:0;text-align:left;margin-left:0;margin-top:0;width:432.65pt;height:448.55pt;z-index:-251695104;mso-width-percent:706;mso-height-percent:566;mso-left-percent:220;mso-top-percent:300;mso-position-horizontal-relative:page;mso-position-vertical-relative:page;mso-width-percent:706;mso-height-percent:566;mso-left-percent:220;mso-top-percent:300" coordsize="43291,44910" o:gfxdata="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">
+                  <v:group w14:anchorId="1FBC33FE" id="그룹 2" o:spid="_x0000_s1026" style="position:absolute;left:0;text-align:left;margin-left:0;margin-top:0;width:432.65pt;height:448.55pt;z-index:-251695104;mso-width-percent:706;mso-height-percent:566;mso-left-percent:220;mso-top-percent:300;mso-position-horizontal-relative:page;mso-position-vertical-relative:page;mso-width-percent:706;mso-height-percent:566;mso-left-percent:220;mso-top-percent:300" coordsize="43291,44910" o:gfxdata="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">
                     <o:lock v:ext="edit" aspectratio="t"/>
                     <v:shape id="자유형 64" o:spid="_x0000_s1027" style="position:absolute;left:15017;width:28274;height:28352;visibility:visible;mso-wrap-style:square;v-text-anchor:top" coordsize="1781,1786" o:gfxdata="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" path="m4,1786l,1782,1776,r5,5l4,1786xe" filled="f" stroked="f">
                       <v:path arrowok="t" o:connecttype="custom" o:connectlocs="6350,2835275;0,2828925;2819400,0;2827338,7938;6350,2835275" o:connectangles="0,0,0,0,0"/>
@@ -3288,13 +3288,99 @@
         <w:rPr>
           <w:rFonts w:hint="eastAsia"/>
         </w:rPr>
-        <w:t xml:space="preserve">필드의 타일을 활성화하는 </w:t>
-      </w:r>
-      <w:r>
-        <w:rPr>
-          <w:rFonts w:hint="eastAsia"/>
-        </w:rPr>
-        <w:t>생성 로직과 생성 로직에 필요한 정보를 명시하여 필드 생성 과정을 명확히 이해할 수 있게 제작한다.</w:t>
+        <w:t>필드의 구조는</w:t>
+      </w:r>
+      <w:r>
+        <w:rPr>
+          <w:rFonts w:hint="eastAsia"/>
+        </w:rPr>
+        <w:t xml:space="preserve"> </w:t>
+      </w:r>
+      <w:r>
+        <w:rPr>
+          <w:rFonts w:hint="eastAsia"/>
+        </w:rPr>
+        <w:t>프로젝트 비스에서</w:t>
+      </w:r>
+      <w:r>
+        <w:rPr>
+          <w:rFonts w:hint="eastAsia"/>
+        </w:rPr>
+        <w:t xml:space="preserve"> 전투를 제외한 모든 영역 중 가장 </w:t>
+      </w:r>
+      <w:r>
+        <w:rPr>
+          <w:rFonts w:hint="eastAsia"/>
+        </w:rPr>
+        <w:t>콘텐츠 진행과 게임 사이클에 밀접한 영향을 주는 요소이다.</w:t>
+      </w:r>
+    </w:p>
+    <w:p>
+      <w:pPr>
+        <w:pStyle w:val="a4"/>
+      </w:pPr>
+      <w:r>
+        <w:rPr>
+          <w:rFonts w:hint="eastAsia"/>
+        </w:rPr>
+        <w:t>플레이어가 콘텐츠를 진행하면서 가장 많이 보게되는 환경이 필드</w:t>
+      </w:r>
+      <w:r>
+        <w:rPr>
+          <w:rFonts w:hint="eastAsia"/>
+        </w:rPr>
+        <w:t xml:space="preserve">이므로 필드에서 발생하는 반복성과 </w:t>
+      </w:r>
+      <w:r>
+        <w:rPr>
+          <w:rFonts w:hint="eastAsia"/>
+        </w:rPr>
+        <w:t>지루함을 최대한 억제하고 필드 탐색 자체의 재미를 제공해야한다.</w:t>
+      </w:r>
+    </w:p>
+    <w:p>
+      <w:pPr>
+        <w:pStyle w:val="a4"/>
+      </w:pPr>
+    </w:p>
+    <w:p>
+      <w:pPr>
+        <w:pStyle w:val="a4"/>
+        <w:rPr>
+          <w:rFonts w:hint="eastAsia"/>
+        </w:rPr>
+      </w:pPr>
+      <w:r>
+        <w:rPr>
+          <w:rFonts w:hint="eastAsia"/>
+        </w:rPr>
+        <w:t xml:space="preserve">따라서 필드의 생성은 </w:t>
+      </w:r>
+      <w:r>
+        <w:rPr>
+          <w:rFonts w:hint="eastAsia"/>
+        </w:rPr>
+        <w:t xml:space="preserve">로그라이크 특성에 맞게 랜덤성에 의존하되 완벽한 무작위가 아닌 경향성이 제시되는 </w:t>
+      </w:r>
+      <w:r>
+        <w:rPr>
+          <w:rFonts w:hint="eastAsia"/>
+        </w:rPr>
+        <w:t>환경을 조성해야한다.</w:t>
+      </w:r>
+    </w:p>
+    <w:p>
+      <w:pPr>
+        <w:pStyle w:val="a4"/>
+        <w:rPr>
+          <w:rFonts w:hint="eastAsia"/>
+        </w:rPr>
+      </w:pPr>
+      <w:r>
+        <w:rPr>
+          <w:rFonts w:hint="eastAsia"/>
+        </w:rPr>
+        <w:t>플레이어에게 의도한 환경과 요소를 제공하되, 강한 랜덤성을 부여하여 플레이어가 예측가능한 환경으로부터 나오는 지루함을 느끼는 상황을 방지해야한다.</w:t>
       </w:r>
     </w:p>
     <w:p>
@@ -3482,9 +3568,6 @@
     <w:p>
       <w:pPr>
         <w:pStyle w:val="a4"/>
-        <w:rPr>
-          <w:rFonts w:hint="eastAsia"/>
-        </w:rPr>
       </w:pPr>
       <w:r>
         <w:rPr>
@@ -3644,9 +3727,6 @@
     <w:p>
       <w:pPr>
         <w:pStyle w:val="3"/>
-        <w:rPr>
-          <w:rFonts w:hint="eastAsia"/>
-        </w:rPr>
       </w:pPr>
       <w:bookmarkStart w:id="9" w:name="_Toc204596508"/>
       <w:r>
@@ -4193,9 +4273,6 @@
       <w:pPr>
         <w:pStyle w:val="a4"/>
         <w:keepNext/>
-        <w:rPr>
-          <w:rFonts w:hint="eastAsia"/>
-        </w:rPr>
       </w:pPr>
     </w:p>
     <w:p>
@@ -4635,19 +4712,7 @@
               <w:rPr>
                 <w:rFonts w:hint="eastAsia"/>
               </w:rPr>
-              <w:t xml:space="preserve">필드에 배치될 </w:t>
-            </w:r>
-            <w:r>
-              <w:rPr>
-                <w:rFonts w:hint="eastAsia"/>
-              </w:rPr>
-              <w:t xml:space="preserve">이벤트성 상호작용 </w:t>
-            </w:r>
-            <w:r>
-              <w:rPr>
-                <w:rFonts w:hint="eastAsia"/>
-              </w:rPr>
-              <w:t>수</w:t>
+              <w:t>필드에 배치될 이벤트성 상호작용 수</w:t>
             </w:r>
           </w:p>
         </w:tc>
@@ -4681,19 +4746,7 @@
               <w:rPr>
                 <w:rFonts w:hint="eastAsia"/>
               </w:rPr>
-              <w:t xml:space="preserve">배치할 </w:t>
-            </w:r>
-            <w:r>
-              <w:rPr>
-                <w:rFonts w:hint="eastAsia"/>
-              </w:rPr>
-              <w:t xml:space="preserve">이벤트성 상호작용의 </w:t>
-            </w:r>
-            <w:r>
-              <w:rPr>
-                <w:rFonts w:hint="eastAsia"/>
-              </w:rPr>
-              <w:t>ID</w:t>
+              <w:t>배치할 이벤트성 상호작용의 ID</w:t>
             </w:r>
           </w:p>
         </w:tc>
@@ -6922,9 +6975,6 @@
     <w:p>
       <w:pPr>
         <w:pStyle w:val="a4"/>
-        <w:rPr>
-          <w:rFonts w:hint="eastAsia"/>
-        </w:rPr>
       </w:pPr>
       <w:r>
         <w:rPr>
@@ -6936,9 +6986,6 @@
     <w:p>
       <w:pPr>
         <w:pStyle w:val="a4"/>
-        <w:rPr>
-          <w:rFonts w:hint="eastAsia"/>
-        </w:rPr>
       </w:pPr>
     </w:p>
     <w:p>
@@ -7029,9 +7076,6 @@
     <w:p>
       <w:pPr>
         <w:pStyle w:val="3"/>
-        <w:rPr>
-          <w:rFonts w:hint="eastAsia"/>
-        </w:rPr>
       </w:pPr>
       <w:r>
         <w:rPr>
@@ -7066,9 +7110,6 @@
     <w:p>
       <w:pPr>
         <w:pStyle w:val="a4"/>
-        <w:rPr>
-          <w:rFonts w:hint="eastAsia"/>
-        </w:rPr>
       </w:pPr>
       <w:r>
         <w:rPr>
@@ -7098,9 +7139,6 @@
     <w:p>
       <w:pPr>
         <w:pStyle w:val="a4"/>
-        <w:rPr>
-          <w:rFonts w:hint="eastAsia"/>
-        </w:rPr>
       </w:pPr>
       <w:r>
         <w:rPr>
@@ -7130,9 +7168,6 @@
     <w:p>
       <w:pPr>
         <w:pStyle w:val="a4"/>
-        <w:rPr>
-          <w:rFonts w:hint="eastAsia"/>
-        </w:rPr>
       </w:pPr>
       <w:r>
         <w:rPr>
@@ -7236,9 +7271,6 @@
     <w:p>
       <w:pPr>
         <w:pStyle w:val="a4"/>
-        <w:rPr>
-          <w:rFonts w:hint="eastAsia"/>
-        </w:rPr>
       </w:pPr>
       <w:r>
         <w:rPr>
@@ -7262,9 +7294,6 @@
     <w:p>
       <w:pPr>
         <w:pStyle w:val="a4"/>
-        <w:rPr>
-          <w:rFonts w:hint="eastAsia"/>
-        </w:rPr>
       </w:pPr>
       <w:r>
         <w:rPr>
@@ -7276,9 +7305,6 @@
     <w:p>
       <w:pPr>
         <w:pStyle w:val="a4"/>
-        <w:rPr>
-          <w:rFonts w:hint="eastAsia"/>
-        </w:rPr>
       </w:pPr>
     </w:p>
     <w:p>
@@ -7350,19 +7376,7 @@
         <w:rPr>
           <w:rFonts w:hint="eastAsia"/>
         </w:rPr>
-        <w:t xml:space="preserve">배치될 </w:t>
-      </w:r>
-      <w:r>
-        <w:rPr>
-          <w:rFonts w:hint="eastAsia"/>
-        </w:rPr>
-        <w:t>이벤트성 상호작용</w:t>
-      </w:r>
-      <w:r>
-        <w:rPr>
-          <w:rFonts w:hint="eastAsia"/>
-        </w:rPr>
-        <w:t xml:space="preserve"> 정보를 확인한다</w:t>
+        <w:t>배치될 이벤트성 상호작용 정보를 확인한다</w:t>
       </w:r>
       <w:r>
         <w:t>.</w:t>
@@ -7371,9 +7385,6 @@
     <w:p>
       <w:pPr>
         <w:pStyle w:val="a4"/>
-        <w:rPr>
-          <w:rFonts w:hint="eastAsia"/>
-        </w:rPr>
       </w:pPr>
       <w:r>
         <w:rPr>
@@ -7397,9 +7408,6 @@
     <w:p>
       <w:pPr>
         <w:pStyle w:val="a4"/>
-        <w:rPr>
-          <w:rFonts w:hint="eastAsia"/>
-        </w:rPr>
       </w:pPr>
       <w:r>
         <w:rPr>
@@ -7411,9 +7419,6 @@
     <w:p>
       <w:pPr>
         <w:pStyle w:val="a4"/>
-        <w:rPr>
-          <w:rFonts w:hint="eastAsia"/>
-        </w:rPr>
       </w:pPr>
     </w:p>
     <w:p>
@@ -7439,27 +7444,12 @@
         <w:rPr>
           <w:rFonts w:hint="eastAsia"/>
         </w:rPr>
-        <w:t>필드 ID를 통해</w:t>
-      </w:r>
-      <w:r>
-        <w:rPr>
-          <w:rFonts w:hint="eastAsia"/>
-        </w:rPr>
-        <w:t xml:space="preserve"> </w:t>
-      </w:r>
-      <w:r>
-        <w:rPr>
-          <w:rFonts w:hint="eastAsia"/>
-        </w:rPr>
-        <w:t>필드 데이터 테이블에서 튜플을 확인하고 필드의 배치요소 배치 수를 확인한다.</w:t>
-      </w:r>
-    </w:p>
-    <w:p>
-      <w:pPr>
-        <w:pStyle w:val="a4"/>
-        <w:rPr>
-          <w:rFonts w:hint="eastAsia"/>
-        </w:rPr>
+        <w:t>필드 ID를 통해 필드 데이터 테이블에서 튜플을 확인하고 필드의 배치요소 배치 수를 확인한다.</w:t>
+      </w:r>
+    </w:p>
+    <w:p>
+      <w:pPr>
+        <w:pStyle w:val="a4"/>
       </w:pPr>
     </w:p>
     <w:p>
@@ -7506,9 +7496,6 @@
     <w:p>
       <w:pPr>
         <w:pStyle w:val="a4"/>
-        <w:rPr>
-          <w:rFonts w:hint="eastAsia"/>
-        </w:rPr>
       </w:pPr>
       <w:r>
         <w:rPr>
@@ -7526,7 +7513,170 @@
         <w:rPr>
           <w:rFonts w:hint="eastAsia"/>
         </w:rPr>
-        <w:t>와</w:t>
+        <w:t>와 랜덤 배치 테이블에 있는</w:t>
+      </w:r>
+      <w:r>
+        <w:t xml:space="preserve"> </w:t>
+      </w:r>
+      <w:r>
+        <w:rPr>
+          <w:rFonts w:hint="eastAsia"/>
+        </w:rPr>
+        <w:t>배치 유형을</w:t>
+      </w:r>
+      <w:r>
+        <w:rPr>
+          <w:rFonts w:hint="eastAsia"/>
+        </w:rPr>
+        <w:t xml:space="preserve"> 기반으로 활성화된 타일을 랜덤으로 지정</w:t>
+      </w:r>
+      <w:r>
+        <w:rPr>
+          <w:rFonts w:hint="eastAsia"/>
+        </w:rPr>
+        <w:t>해 배치한다.</w:t>
+      </w:r>
+    </w:p>
+    <w:p>
+      <w:pPr>
+        <w:pStyle w:val="a4"/>
+      </w:pPr>
+    </w:p>
+    <w:p>
+      <w:pPr>
+        <w:pStyle w:val="3"/>
+      </w:pPr>
+      <w:r>
+        <w:rPr>
+          <w:rFonts w:hint="eastAsia"/>
+        </w:rPr>
+        <w:t>몬스터</w:t>
+      </w:r>
+    </w:p>
+    <w:p>
+      <w:pPr>
+        <w:pStyle w:val="a4"/>
+      </w:pPr>
+      <w:r>
+        <w:rPr>
+          <w:rFonts w:hint="eastAsia"/>
+        </w:rPr>
+        <w:t>랜덤</w:t>
+      </w:r>
+      <w:r>
+        <w:t xml:space="preserve"> 배치 테이블에서 필드 ID</w:t>
+      </w:r>
+      <w:r>
+        <w:rPr>
+          <w:rFonts w:hint="eastAsia"/>
+        </w:rPr>
+        <w:t>와 대상 유형을</w:t>
+      </w:r>
+      <w:r>
+        <w:t xml:space="preserve"> 기반으로 랜덤 배치될 수 있는 모든 </w:t>
+      </w:r>
+      <w:r>
+        <w:rPr>
+          <w:rFonts w:hint="eastAsia"/>
+        </w:rPr>
+        <w:t>몬스터 그룹</w:t>
+      </w:r>
+      <w:r>
+        <w:t>의 ID 정보를 확인한다.</w:t>
+      </w:r>
+    </w:p>
+    <w:p>
+      <w:pPr>
+        <w:pStyle w:val="a4"/>
+      </w:pPr>
+      <w:r>
+        <w:rPr>
+          <w:rFonts w:hint="eastAsia"/>
+        </w:rPr>
+        <w:t>필드</w:t>
+      </w:r>
+      <w:r>
+        <w:t xml:space="preserve"> 데이터 테이블에 있는 배치 수</w:t>
+      </w:r>
+      <w:r>
+        <w:rPr>
+          <w:rFonts w:hint="eastAsia"/>
+        </w:rPr>
+        <w:t>와 랜덤 배치 테이블에 있는</w:t>
+      </w:r>
+      <w:r>
+        <w:t xml:space="preserve"> </w:t>
+      </w:r>
+      <w:r>
+        <w:rPr>
+          <w:rFonts w:hint="eastAsia"/>
+        </w:rPr>
+        <w:t>배치 유형을</w:t>
+      </w:r>
+      <w:r>
+        <w:t xml:space="preserve"> 기반으로 활성화된 타일을 랜덤으로 지정해 배치한다.</w:t>
+      </w:r>
+    </w:p>
+    <w:p>
+      <w:pPr>
+        <w:pStyle w:val="a4"/>
+      </w:pPr>
+    </w:p>
+    <w:p>
+      <w:pPr>
+        <w:pStyle w:val="3"/>
+      </w:pPr>
+      <w:r>
+        <w:rPr>
+          <w:rFonts w:hint="eastAsia"/>
+        </w:rPr>
+        <w:t>이벤트</w:t>
+      </w:r>
+    </w:p>
+    <w:p>
+      <w:pPr>
+        <w:pStyle w:val="a4"/>
+      </w:pPr>
+      <w:r>
+        <w:rPr>
+          <w:rFonts w:hint="eastAsia"/>
+        </w:rPr>
+        <w:t>랜덤</w:t>
+      </w:r>
+      <w:r>
+        <w:t xml:space="preserve"> 배치 테이블에서 필드 ID</w:t>
+      </w:r>
+      <w:r>
+        <w:rPr>
+          <w:rFonts w:hint="eastAsia"/>
+        </w:rPr>
+        <w:t>와 대상 유형을</w:t>
+      </w:r>
+      <w:r>
+        <w:t xml:space="preserve"> 기반으로 랜덤 배치될 수 있는 모든 </w:t>
+      </w:r>
+      <w:r>
+        <w:rPr>
+          <w:rFonts w:hint="eastAsia"/>
+        </w:rPr>
+        <w:t xml:space="preserve">이벤트의 </w:t>
+      </w:r>
+      <w:r>
+        <w:t>ID 정보를 확인한다.</w:t>
+      </w:r>
+    </w:p>
+    <w:p>
+      <w:pPr>
+        <w:pStyle w:val="a4"/>
+      </w:pPr>
+      <w:r>
+        <w:rPr>
+          <w:rFonts w:hint="eastAsia"/>
+        </w:rPr>
+        <w:t>필드</w:t>
+      </w:r>
+      <w:r>
+        <w:t xml:space="preserve"> 데이터 테이블에 있는 배치 수와</w:t>
       </w:r>
       <w:r>
         <w:rPr>
@@ -7535,199 +7685,12 @@
         <w:t xml:space="preserve"> 랜덤 배치 테이블에 있는</w:t>
       </w:r>
       <w:r>
-        <w:t xml:space="preserve"> </w:t>
-      </w:r>
-      <w:r>
-        <w:rPr>
-          <w:rFonts w:hint="eastAsia"/>
-        </w:rPr>
-        <w:t>배치 유형을</w:t>
-      </w:r>
-      <w:r>
-        <w:rPr>
-          <w:rFonts w:hint="eastAsia"/>
-        </w:rPr>
-        <w:t xml:space="preserve"> 기반으로 활성화된 타일을 랜덤으로 지정</w:t>
-      </w:r>
-      <w:r>
-        <w:rPr>
-          <w:rFonts w:hint="eastAsia"/>
-        </w:rPr>
-        <w:t>해 배치한다.</w:t>
-      </w:r>
-    </w:p>
-    <w:p>
-      <w:pPr>
-        <w:pStyle w:val="a4"/>
-        <w:rPr>
-          <w:rFonts w:hint="eastAsia"/>
-        </w:rPr>
-      </w:pPr>
-    </w:p>
-    <w:p>
-      <w:pPr>
-        <w:pStyle w:val="3"/>
-      </w:pPr>
-      <w:r>
-        <w:rPr>
-          <w:rFonts w:hint="eastAsia"/>
-        </w:rPr>
-        <w:t>몬스터</w:t>
-      </w:r>
-    </w:p>
-    <w:p>
-      <w:pPr>
-        <w:pStyle w:val="a4"/>
-      </w:pPr>
-      <w:r>
-        <w:rPr>
-          <w:rFonts w:hint="eastAsia"/>
-        </w:rPr>
-        <w:t>랜덤</w:t>
-      </w:r>
-      <w:r>
-        <w:t xml:space="preserve"> 배치 테이블에서 필드 ID</w:t>
-      </w:r>
-      <w:r>
-        <w:rPr>
-          <w:rFonts w:hint="eastAsia"/>
-        </w:rPr>
-        <w:t>와 대상 유형을</w:t>
-      </w:r>
-      <w:r>
-        <w:t xml:space="preserve"> 기반으로 랜덤 배치될 수 있는 모든 </w:t>
-      </w:r>
-      <w:r>
-        <w:rPr>
-          <w:rFonts w:hint="eastAsia"/>
-        </w:rPr>
-        <w:t>몬스터 그룹</w:t>
-      </w:r>
-      <w:r>
-        <w:t>의 ID 정보를 확인한다.</w:t>
-      </w:r>
-    </w:p>
-    <w:p>
-      <w:pPr>
-        <w:pStyle w:val="a4"/>
-      </w:pPr>
-      <w:r>
-        <w:rPr>
-          <w:rFonts w:hint="eastAsia"/>
-        </w:rPr>
-        <w:t>필드</w:t>
-      </w:r>
-      <w:r>
-        <w:t xml:space="preserve"> 데이터 테이블에 있는 배치 수</w:t>
-      </w:r>
-      <w:r>
-        <w:rPr>
-          <w:rFonts w:hint="eastAsia"/>
-        </w:rPr>
-        <w:t>와</w:t>
-      </w:r>
-      <w:r>
-        <w:rPr>
-          <w:rFonts w:hint="eastAsia"/>
-        </w:rPr>
-        <w:t xml:space="preserve"> 랜덤 배치 테이블에 있는</w:t>
-      </w:r>
-      <w:r>
-        <w:t xml:space="preserve"> </w:t>
-      </w:r>
-      <w:r>
-        <w:rPr>
-          <w:rFonts w:hint="eastAsia"/>
-        </w:rPr>
-        <w:t>배치 유형을</w:t>
-      </w:r>
-      <w:r>
-        <w:t xml:space="preserve"> 기반으로 활성화된 타일을 랜덤으로 지정해 배치한다.</w:t>
-      </w:r>
-    </w:p>
-    <w:p>
-      <w:pPr>
-        <w:pStyle w:val="a4"/>
-        <w:rPr>
-          <w:rFonts w:hint="eastAsia"/>
-        </w:rPr>
-      </w:pPr>
-    </w:p>
-    <w:p>
-      <w:pPr>
-        <w:pStyle w:val="3"/>
-        <w:rPr>
-          <w:rFonts w:hint="eastAsia"/>
-        </w:rPr>
-      </w:pPr>
-      <w:r>
-        <w:rPr>
-          <w:rFonts w:hint="eastAsia"/>
-        </w:rPr>
-        <w:t>이벤트</w:t>
-      </w:r>
-    </w:p>
-    <w:p>
-      <w:pPr>
-        <w:pStyle w:val="a4"/>
-      </w:pPr>
-      <w:r>
-        <w:rPr>
-          <w:rFonts w:hint="eastAsia"/>
-        </w:rPr>
-        <w:t>랜덤</w:t>
-      </w:r>
-      <w:r>
-        <w:t xml:space="preserve"> 배치 테이블에서 필드 ID</w:t>
-      </w:r>
-      <w:r>
-        <w:rPr>
-          <w:rFonts w:hint="eastAsia"/>
-        </w:rPr>
-        <w:t>와 대상 유형을</w:t>
-      </w:r>
-      <w:r>
-        <w:t xml:space="preserve"> 기반으로 랜덤 배치될 수 있는 모든 </w:t>
-      </w:r>
-      <w:r>
-        <w:rPr>
-          <w:rFonts w:hint="eastAsia"/>
-        </w:rPr>
-        <w:t xml:space="preserve">이벤트의 </w:t>
-      </w:r>
-      <w:r>
-        <w:t>ID 정보를 확인한다.</w:t>
-      </w:r>
-    </w:p>
-    <w:p>
-      <w:pPr>
-        <w:pStyle w:val="a4"/>
-      </w:pPr>
-      <w:r>
-        <w:rPr>
-          <w:rFonts w:hint="eastAsia"/>
-        </w:rPr>
-        <w:t>필드</w:t>
-      </w:r>
-      <w:r>
-        <w:t xml:space="preserve"> 데이터 테이블에 있는 배치 수와</w:t>
-      </w:r>
-      <w:r>
-        <w:rPr>
-          <w:rFonts w:hint="eastAsia"/>
-        </w:rPr>
-        <w:t xml:space="preserve"> 랜덤 배치 테이블에 있는</w:t>
-      </w:r>
-      <w:r>
         <w:t xml:space="preserve"> 배치 유형을 기반으로 활성화된 타일을 랜덤으로 지정해 배치한다.</w:t>
       </w:r>
     </w:p>
     <w:p>
       <w:pPr>
         <w:pStyle w:val="a4"/>
-        <w:rPr>
-          <w:rFonts w:hint="eastAsia"/>
-        </w:rPr>
       </w:pPr>
     </w:p>
     <w:p>
@@ -7739,8 +7702,8 @@
       <w:pPr>
         <w:pStyle w:val="1"/>
       </w:pPr>
-      <w:bookmarkStart w:id="22" w:name="_Toc204596521"/>
-      <w:bookmarkStart w:id="23" w:name="_Toc204596519"/>
+      <w:bookmarkStart w:id="22" w:name="_Toc204596519"/>
+      <w:bookmarkStart w:id="23" w:name="_Toc204596521"/>
       <w:r>
         <w:rPr>
           <w:rFonts w:hint="eastAsia"/>
@@ -7748,7 +7711,7 @@
         <w:lastRenderedPageBreak/>
         <w:t>배치 유형</w:t>
       </w:r>
-      <w:bookmarkEnd w:id="23"/>
+      <w:bookmarkEnd w:id="22"/>
     </w:p>
     <w:tbl>
       <w:tblPr>
@@ -8166,7 +8129,7 @@
         <w:lastRenderedPageBreak/>
         <w:t>연관 문서</w:t>
       </w:r>
-      <w:bookmarkEnd w:id="22"/>
+      <w:bookmarkEnd w:id="23"/>
     </w:p>
     <w:p>
       <w:pPr>
